--- a/handoff/phuc/result-tables.docx
+++ b/handoff/phuc/result-tables.docx
@@ -2090,11 +2090,6 @@
       </w:tr>
     </w:tbl>
     <w:p>
-      <w:r>
-        <w:br w:type="page"/>
-      </w:r>
-    </w:p>
-    <w:p>
       <w:pPr>
         <w:pStyle w:val="Heading1"/>
       </w:pPr>
@@ -6159,11 +6154,6 @@
       </w:tr>
     </w:tbl>
     <w:p>
-      <w:r>
-        <w:br w:type="page"/>
-      </w:r>
-    </w:p>
-    <w:p>
       <w:pPr>
         <w:pStyle w:val="Heading1"/>
       </w:pPr>
@@ -10228,11 +10218,6 @@
       </w:tr>
     </w:tbl>
     <w:p>
-      <w:r>
-        <w:br w:type="page"/>
-      </w:r>
-    </w:p>
-    <w:p>
       <w:pPr>
         <w:pStyle w:val="Heading1"/>
       </w:pPr>
@@ -10248,15 +10233,14 @@
     <w:tbl>
       <w:tblPr>
         <w:tblStyle w:val="Table"/>
-        <w:tblW w:type="pct" w:w="5000"/>
-        <w:tblLayout w:type="fixed"/>
+        <w:tblW w:type="auto" w:w="0"/>
         <w:tblLook w:firstRow="1" w:lastRow="0" w:firstColumn="0" w:lastColumn="0" w:noHBand="0" w:noVBand="0" w:val="0020"/>
       </w:tblPr>
       <w:tblGrid>
-        <w:gridCol w:w="633"/>
-        <w:gridCol w:w="4514"/>
-        <w:gridCol w:w="1584"/>
-        <w:gridCol w:w="1188"/>
+        <w:gridCol w:w="1980"/>
+        <w:gridCol w:w="1980"/>
+        <w:gridCol w:w="1980"/>
+        <w:gridCol w:w="1980"/>
       </w:tblGrid>
       <w:tr>
         <w:trPr>
